--- a/otaq_table/Preprocessing JRC transports data_doc_v2.docx
+++ b/otaq_table/Preprocessing JRC transports data_doc_v2.docx
@@ -18,6 +18,20 @@
     </w:p>
     <w:p>
       <w:pPr>
+        <w:pStyle w:val="Ttulo2"/>
+        <w:rPr>
+          <w:lang w:val="en-GB"/>
+        </w:rPr>
+      </w:pPr>
+      <w:r>
+        <w:rPr>
+          <w:lang w:val="en-GB"/>
+        </w:rPr>
+        <w:t>Workflow</w:t>
+      </w:r>
+    </w:p>
+    <w:p>
+      <w:pPr>
         <w:rPr>
           <w:sz w:val="22"/>
           <w:szCs w:val="22"/>
@@ -464,6 +478,7 @@
           <w:szCs w:val="22"/>
           <w:lang w:val="en-GB"/>
         </w:rPr>
+        <w:lastRenderedPageBreak/>
         <w:t xml:space="preserve">Processes each country workbook and scans all relevant transport sheets. </w:t>
       </w:r>
     </w:p>
@@ -485,7 +500,6 @@
           <w:szCs w:val="22"/>
           <w:lang w:val="en-GB"/>
         </w:rPr>
-        <w:lastRenderedPageBreak/>
         <w:t xml:space="preserve">Extracts values associated with the mapped JRC identifiers. </w:t>
       </w:r>
     </w:p>
@@ -707,6 +721,264 @@
           <w:lang w:val="en-GB"/>
         </w:rPr>
         <w:t>The processed data for all countries are combined into a single CSV file following the same structure as the GCAM transport input database. Metadata describing the file contents, units, and source are added automatically to the final output.</w:t>
+      </w:r>
+    </w:p>
+    <w:p>
+      <w:pPr>
+        <w:rPr>
+          <w:rFonts w:asciiTheme="majorHAnsi" w:eastAsiaTheme="majorEastAsia" w:hAnsiTheme="majorHAnsi" w:cstheme="majorBidi"/>
+          <w:color w:val="0F4761" w:themeColor="accent1" w:themeShade="BF"/>
+          <w:sz w:val="32"/>
+          <w:szCs w:val="32"/>
+        </w:rPr>
+      </w:pPr>
+      <w:r>
+        <w:rPr>
+          <w:rFonts w:asciiTheme="majorHAnsi" w:eastAsiaTheme="majorEastAsia" w:hAnsiTheme="majorHAnsi" w:cstheme="majorBidi"/>
+          <w:color w:val="0F4761" w:themeColor="accent1" w:themeShade="BF"/>
+          <w:sz w:val="32"/>
+          <w:szCs w:val="32"/>
+        </w:rPr>
+        <w:t>Benefits of JRC data integration</w:t>
+      </w:r>
+    </w:p>
+    <w:p>
+      <w:pPr>
+        <w:rPr>
+          <w:lang w:val="en-GB"/>
+        </w:rPr>
+      </w:pPr>
+      <w:r>
+        <w:rPr>
+          <w:lang w:val="en-GB"/>
+        </w:rPr>
+        <w:t>The integration of the JRC transport dataset significantly improves the accuracy and granularity of the GCAM-Europe transport module. By utilizing highly detailed, country-specific data for all EU-27 member states spanning from 2005 to 2023, the model now reflects a much more realistic and detailed transport landscape.</w:t>
+      </w:r>
+    </w:p>
+    <w:p>
+      <w:pPr>
+        <w:rPr>
+          <w:lang w:val="en-GB"/>
+        </w:rPr>
+      </w:pPr>
+      <w:r>
+        <w:rPr>
+          <w:b/>
+          <w:bCs/>
+          <w:lang w:val="en-GB"/>
+        </w:rPr>
+        <w:t>Overcoming previous downscaling limitations</w:t>
+      </w:r>
+      <w:r>
+        <w:rPr>
+          <w:b/>
+          <w:bCs/>
+          <w:lang w:val="en-GB"/>
+        </w:rPr>
+        <w:t>.</w:t>
+      </w:r>
+      <w:r>
+        <w:rPr>
+          <w:lang w:val="en-GB"/>
+        </w:rPr>
+        <w:t xml:space="preserve"> Prior to this integration, historical transport estimates from 2005 onwards relied on a highly aggregated downscaling approach. Data for individual European nations were approximated by extrapolating information from the broader GCAM-core macro-regions (specifically: Western Europe, Eastern Europe, and the Former Soviet Union).</w:t>
+      </w:r>
+    </w:p>
+    <w:p>
+      <w:pPr>
+        <w:rPr>
+          <w:lang w:val="en-GB"/>
+        </w:rPr>
+      </w:pPr>
+      <w:r>
+        <w:rPr>
+          <w:b/>
+          <w:bCs/>
+          <w:lang w:val="en-GB"/>
+        </w:rPr>
+        <w:t>Accurate representation of technological transitions</w:t>
+      </w:r>
+      <w:r>
+        <w:rPr>
+          <w:b/>
+          <w:bCs/>
+          <w:lang w:val="en-GB"/>
+        </w:rPr>
+        <w:t>.</w:t>
+      </w:r>
+      <w:r>
+        <w:rPr>
+          <w:lang w:val="en-GB"/>
+        </w:rPr>
+        <w:t xml:space="preserve"> Moving to a bottom-up approach with JRC data allows for a more faithful representation of real-world conditions. Crucially, it provides a highly reliable and empirically grounded timeline for the market penetration of new and disruptive technologies, such as Battery Electric Vehicles (BEVs</w:t>
+      </w:r>
+      <w:r>
+        <w:rPr>
+          <w:lang w:val="en-GB"/>
+        </w:rPr>
+        <w:t>).</w:t>
+      </w:r>
+    </w:p>
+    <w:p>
+      <w:pPr>
+        <w:rPr>
+          <w:lang w:val="en-GB"/>
+        </w:rPr>
+      </w:pPr>
+      <w:r>
+        <w:rPr>
+          <w:b/>
+          <w:bCs/>
+          <w:lang w:val="en-GB"/>
+        </w:rPr>
+        <w:t>Comparative impact: Pre- and post-integration</w:t>
+      </w:r>
+      <w:r>
+        <w:rPr>
+          <w:b/>
+          <w:bCs/>
+          <w:lang w:val="en-GB"/>
+        </w:rPr>
+        <w:t>.</w:t>
+      </w:r>
+      <w:r>
+        <w:rPr>
+          <w:lang w:val="en-GB"/>
+        </w:rPr>
+        <w:t xml:space="preserve"> To illustrate the magnitude of this methodological improvement, the following figures present representative comparisons for Germany and Spain. The graphs contrast the </w:t>
+      </w:r>
+      <w:r>
+        <w:rPr>
+          <w:lang w:val="en-GB"/>
+        </w:rPr>
+        <w:t xml:space="preserve">output service by </w:t>
+      </w:r>
+      <w:r>
+        <w:rPr>
+          <w:lang w:val="en-GB"/>
+        </w:rPr>
+        <w:t>technology and vehicle type</w:t>
+      </w:r>
+      <w:r>
+        <w:rPr>
+          <w:lang w:val="en-GB"/>
+        </w:rPr>
+        <w:t xml:space="preserve"> </w:t>
+      </w:r>
+      <w:r>
+        <w:rPr>
+          <w:lang w:val="en-GB"/>
+        </w:rPr>
+        <w:t>under the previous regional downscaled estimation versus the new, highly resolved JRC-integrated baseline.</w:t>
+      </w:r>
+      <w:r>
+        <w:rPr>
+          <w:noProof/>
+          <w:lang w:val="en-GB"/>
+        </w:rPr>
+        <w:lastRenderedPageBreak/>
+        <w:drawing>
+          <wp:inline distT="0" distB="0" distL="0" distR="0" wp14:anchorId="132D2110" wp14:editId="45DF09F9">
+            <wp:extent cx="5724525" cy="4295775"/>
+            <wp:effectExtent l="0" t="0" r="9525" b="9525"/>
+            <wp:docPr id="1" name="Imagen 1"/>
+            <wp:cNvGraphicFramePr>
+              <a:graphicFrameLocks xmlns:a="http://schemas.openxmlformats.org/drawingml/2006/main" noChangeAspect="1"/>
+            </wp:cNvGraphicFramePr>
+            <a:graphic xmlns:a="http://schemas.openxmlformats.org/drawingml/2006/main">
+              <a:graphicData uri="http://schemas.openxmlformats.org/drawingml/2006/picture">
+                <pic:pic xmlns:pic="http://schemas.openxmlformats.org/drawingml/2006/picture">
+                  <pic:nvPicPr>
+                    <pic:cNvPr id="0" name="Picture 1"/>
+                    <pic:cNvPicPr>
+                      <a:picLocks noChangeAspect="1" noChangeArrowheads="1"/>
+                    </pic:cNvPicPr>
+                  </pic:nvPicPr>
+                  <pic:blipFill>
+                    <a:blip r:embed="rId5" cstate="print">
+                      <a:extLst>
+                        <a:ext uri="{28A0092B-C50C-407E-A947-70E740481C1C}">
+                          <a14:useLocalDpi xmlns:a14="http://schemas.microsoft.com/office/drawing/2010/main" val="0"/>
+                        </a:ext>
+                      </a:extLst>
+                    </a:blip>
+                    <a:srcRect/>
+                    <a:stretch>
+                      <a:fillRect/>
+                    </a:stretch>
+                  </pic:blipFill>
+                  <pic:spPr bwMode="auto">
+                    <a:xfrm>
+                      <a:off x="0" y="0"/>
+                      <a:ext cx="5724525" cy="4295775"/>
+                    </a:xfrm>
+                    <a:prstGeom prst="rect">
+                      <a:avLst/>
+                    </a:prstGeom>
+                    <a:noFill/>
+                    <a:ln>
+                      <a:noFill/>
+                    </a:ln>
+                  </pic:spPr>
+                </pic:pic>
+              </a:graphicData>
+            </a:graphic>
+          </wp:inline>
+        </w:drawing>
+      </w:r>
+      <w:r>
+        <w:rPr>
+          <w:noProof/>
+          <w:lang w:val="en-GB"/>
+        </w:rPr>
+        <w:drawing>
+          <wp:inline distT="0" distB="0" distL="0" distR="0" wp14:anchorId="7C38AB38" wp14:editId="69A3A432">
+            <wp:extent cx="5724525" cy="4295775"/>
+            <wp:effectExtent l="0" t="0" r="9525" b="9525"/>
+            <wp:docPr id="2" name="Imagen 2"/>
+            <wp:cNvGraphicFramePr>
+              <a:graphicFrameLocks xmlns:a="http://schemas.openxmlformats.org/drawingml/2006/main" noChangeAspect="1"/>
+            </wp:cNvGraphicFramePr>
+            <a:graphic xmlns:a="http://schemas.openxmlformats.org/drawingml/2006/main">
+              <a:graphicData uri="http://schemas.openxmlformats.org/drawingml/2006/picture">
+                <pic:pic xmlns:pic="http://schemas.openxmlformats.org/drawingml/2006/picture">
+                  <pic:nvPicPr>
+                    <pic:cNvPr id="0" name="Picture 2"/>
+                    <pic:cNvPicPr>
+                      <a:picLocks noChangeAspect="1" noChangeArrowheads="1"/>
+                    </pic:cNvPicPr>
+                  </pic:nvPicPr>
+                  <pic:blipFill>
+                    <a:blip r:embed="rId6" cstate="print">
+                      <a:extLst>
+                        <a:ext uri="{28A0092B-C50C-407E-A947-70E740481C1C}">
+                          <a14:useLocalDpi xmlns:a14="http://schemas.microsoft.com/office/drawing/2010/main" val="0"/>
+                        </a:ext>
+                      </a:extLst>
+                    </a:blip>
+                    <a:srcRect/>
+                    <a:stretch>
+                      <a:fillRect/>
+                    </a:stretch>
+                  </pic:blipFill>
+                  <pic:spPr bwMode="auto">
+                    <a:xfrm>
+                      <a:off x="0" y="0"/>
+                      <a:ext cx="5724525" cy="4295775"/>
+                    </a:xfrm>
+                    <a:prstGeom prst="rect">
+                      <a:avLst/>
+                    </a:prstGeom>
+                    <a:noFill/>
+                    <a:ln>
+                      <a:noFill/>
+                    </a:ln>
+                  </pic:spPr>
+                </pic:pic>
+              </a:graphicData>
+            </a:graphic>
+          </wp:inline>
+        </w:drawing>
       </w:r>
     </w:p>
     <w:p>
@@ -1586,7 +1858,6 @@
     <w:next w:val="Normal"/>
     <w:link w:val="Ttulo2Car"/>
     <w:uiPriority w:val="9"/>
-    <w:semiHidden/>
     <w:unhideWhenUsed/>
     <w:qFormat/>
     <w:rsid w:val="006763C4"/>
@@ -1761,7 +2032,6 @@
   <w:style w:type="character" w:default="1" w:styleId="Fuentedeprrafopredeter">
     <w:name w:val="Default Paragraph Font"/>
     <w:uiPriority w:val="1"/>
-    <w:semiHidden/>
     <w:unhideWhenUsed/>
   </w:style>
   <w:style w:type="table" w:default="1" w:styleId="Tablanormal">
@@ -1804,7 +2074,6 @@
     <w:basedOn w:val="Fuentedeprrafopredeter"/>
     <w:link w:val="Ttulo2"/>
     <w:uiPriority w:val="9"/>
-    <w:semiHidden/>
     <w:rsid w:val="006763C4"/>
     <w:rPr>
       <w:rFonts w:asciiTheme="majorHAnsi" w:eastAsiaTheme="majorEastAsia" w:hAnsiTheme="majorHAnsi" w:cstheme="majorBidi"/>
